--- a/docs/BIOMED_UMSS_Documento_Final_Presentacion_M6.docx
+++ b/docs/BIOMED_UMSS_Documento_Final_Presentacion_M6.docx
@@ -1028,7 +1028,7 @@
           <w:i w:val="0"/>
           <w:sz w:val="21"/>
         </w:rPr>
-        <w:t>El laboratorio trabaja con Ikaros 7.0 de MetaSystems para el recorte y el ordenamiento, y redacta el informe final en Word a partir de una plantilla. El archivo histórico lo confirma: de 462 informes revisados, 208 son documentos escaneados —el cariotipo está dibujado, no escrito— y 251 están redigitados. La transición de papel a digital está a medias.</w:t>
+        <w:t>El laboratorio tiene un sistema legado propio, que este proyecto reemplaza. Su base de datos —SQL Server, SCAMC, 48 tablas— cubre bastante más que la citogenética: junto a SCAAnalisisCariotipos conviven SCAAnalisisFISH, SCAAnalisisMovilidad, SCAAnalisisVitalidad y SCAAglutinaciones. De ahí salieron las 1.113 imágenes de cariograma y metafase con las que se entrenó el clasificador. El informe final, en cambio, se redacta a mano en Word a partir de una plantilla: de 462 informes revisados, 208 son documentos escaneados —el cariotipo está dibujado, no escrito— y 251 están redigitados. La transición de papel a digital está a medias, y el paso del cariotipo al documento sigue siendo manual.</w:t>
       </w:r>
     </w:p>
     <w:p>

--- a/docs/BIOMED_UMSS_Documento_Final_Presentacion_M6.docx
+++ b/docs/BIOMED_UMSS_Documento_Final_Presentacion_M6.docx
@@ -1028,7 +1028,7 @@
           <w:i w:val="0"/>
           <w:sz w:val="21"/>
         </w:rPr>
-        <w:t>El laboratorio tiene un sistema legado propio, que este proyecto reemplaza. Su base de datos —SQL Server, SCAMC, 48 tablas— cubre bastante más que la citogenética: junto a SCAAnalisisCariotipos conviven SCAAnalisisFISH, SCAAnalisisMovilidad, SCAAnalisisVitalidad y SCAAglutinaciones. De ahí salieron las 1.113 imágenes de cariograma y metafase con las que se entrenó el clasificador. El informe final, en cambio, se redacta a mano en Word a partir de una plantilla: de 462 informes revisados, 208 son documentos escaneados —el cariotipo está dibujado, no escrito— y 251 están redigitados. La transición de papel a digital está a medias, y el paso del cariotipo al documento sigue siendo manual.</w:t>
+        <w:t>El laboratorio trabaja hoy con MetaClass, el sistema que este proyecto reemplaza. Su base de datos —SQL Server, SCAMC, 48 tablas— cubre bastante más que la citogenética: junto a SCAAnalisisCariotipos conviven SCAAnalisisFISH, SCAAnalisisMovilidad, SCAAnalisisVitalidad y SCAAglutinaciones. De ahí salieron las 1.113 imágenes de cariograma y metafase con las que se entrenó el clasificador. El dataset de entrenamiento de este sistema es, literalmente, el archivo real del sistema al que sustituye. El informe final, en cambio, se redacta a mano en Word a partir de una plantilla: de 462 informes revisados, 208 son documentos escaneados —el cariotipo está dibujado, no escrito— y 251 están redigitados. La transición de papel a digital está a medias, y el paso del cariotipo al documento sigue siendo manual.</w:t>
       </w:r>
     </w:p>
     <w:p>
